--- a/metaanalysis/paper_v2/manuscript_journal_v2_anonymous.docx
+++ b/metaanalysis/paper_v2/manuscript_journal_v2_anonymous.docx
@@ -8583,6 +8583,19 @@
           <w:sz w:val="24"/>
         </w:rPr>
         <w:t>[Author's own primary study (2025) — full reference removed for double-anonymous review; details available to the editorial office on request.]</w:t>
+      </w:r>
+      <w:r>
+        <w:rPr>
+          <w:rFonts w:ascii="Times New Roman" w:hAnsi="Times New Roman" w:eastAsia="Times New Roman"/>
+          <w:i/>
+          <w:sz w:val="24"/>
+        </w:rPr>
+      </w:r>
+      <w:r>
+        <w:rPr>
+          <w:rFonts w:ascii="Times New Roman" w:hAnsi="Times New Roman" w:eastAsia="Times New Roman"/>
+          <w:sz w:val="24"/>
+        </w:rPr>
       </w:r>
     </w:p>
     <w:p>

--- a/metaanalysis/paper_v2/manuscript_journal_v2_anonymous.docx
+++ b/metaanalysis/paper_v2/manuscript_journal_v2_anonymous.docx
@@ -353,7 +353,7 @@
           <w:rFonts w:ascii="Times New Roman" w:hAnsi="Times New Roman" w:eastAsia="Times New Roman"/>
           <w:sz w:val="24"/>
         </w:rPr>
-        <w:t>All extracted data, analysis code, search logs, risk-of-bias ratings, figures, and supplementary materials are publicly available on the associated OSF project ([OSF project DOI — provided post-acceptance]). Each component has been assigned a DOI for direct citation: 01_protocol ([OSF protocol DOI — provided post-acceptance]) — protocol, literature review, deep reading notes, and manuscript drafts; 02_search ([OSF search DOI — provided post-acceptance]) — search log and candidate studies; 03_screening ([OSF screening DOI — provided post-acceptance]) — PRISMA flow counts (forthcoming); 04_extraction ([OSF extraction DOI — provided post-acceptance]) — data extraction CSV and coding manual; 05_risk_of_bias ([OSF risk-of-bias DOI — provided post-acceptance]) — JBI risk-of-bias ratings (forthcoming); 06_analysis ([OSF analysis DOI — provided post-acceptance]) — Python analysis scripts, pooled results, moderator analyses, sensitivity analyses, and generating code for all tables and figures; and 07_pdf_index ([OSF index DOI — provided post-acceptance]) — DOI index of included studies.</w:t>
+        <w:t>All materials underpinning this systematic review and meta-analysis have been made available to the editorial office and referees as anonymised supplementary files with this submission. Specifically: (a) the completed PRISMA 2020 27-item checklist with section-level locations (prisma_2020_checklist_anon.docx); (b) the full Boolean search strategy, database and source list, query-level hit counts, and the documented deviation from the pre-registered search plan (search_strategy_anon.docx); (c) the PRISMA 2020 flow diagram (reproduced as Figure 1 of the main manuscript); (d) the eligibility criteria, screening decisions, and full-text exclusion reasons (reported in the Methods and Results sections of the manuscript); (e) the data-extraction table (reproduced as Table 1 of the manuscript) listing every included study's country, modality, sample size, personality instrument, outcome operationalisation, era, region, JBI risk-of-bias score, and inclusion status; (f) the synthesis tables (Tables 2-5 of the manuscript: pooled effects, moderator analyses, sensitivity analyses, and adapted GRADE ratings); and (g) the anonymised Declaration of Interest (declaration_of_interest_anon.docx). Beyond the materials uploaded here, the full pre-registration record on a public open-science registry, the seven-component open-science project (protocol, search log, screening ledger, data-extraction CSV, JBI risk-of-bias spreadsheet, analysis code and outputs, and article-level DOI index), and the version-controlled code repository hosting the full Python analysis pipeline have all been permanently deposited under stable DOIs and are publicly accessible. Those DOIs are withheld at this stage solely because their URLs identify the author and will be supplied to the editorial office post-acceptance for inclusion in the final published version. Nothing has been redacted from these deposits; the only restriction is the temporary withholding of identifying URLs for double-anonymous review.</w:t>
       </w:r>
     </w:p>
     <w:p>

--- a/metaanalysis/paper_v2/manuscript_journal_v2_anonymous.docx
+++ b/metaanalysis/paper_v2/manuscript_journal_v2_anonymous.docx
@@ -474,7 +474,7 @@
           <w:rFonts w:ascii="Times New Roman" w:hAnsi="Times New Roman" w:eastAsia="Times New Roman"/>
           <w:sz w:val="24"/>
         </w:rPr>
-        <w:t xml:space="preserve">Existing meta-analyses of Big Five personality traits and academic achievement have pooled face-to-face, blended, and online samples without testing delivery mode as a moderator. This pre-registered systematic review and meta-analysis is the first quantitative synthesis dedicated to online learning environments. Following PRISMA 2020 standards, 25 primary studies retained for systematic synthesis (cataloguing 31 full-text records in Table 1, including 6 documented post-eligibility exclusions for PRISMA transparency) reporting Big Five personality and academic achievement in online, blended, or MOOC environments were synthesized. Ten studies (pooled </w:t>
+        <w:t xml:space="preserve">Existing meta-analyses of Big Five personality traits and academic achievement have pooled face-to-face, blended, and online samples without testing delivery mode as a moderator. This pre-registered systematic review and meta-analysis offers a first, preliminary quantitative synthesis dedicated to online learning environments. Following PRISMA 2020 standards, 25 primary studies were retained for systematic synthesis (cataloguing 31 full-text records in Table 1, including 6 documented post-eligibility exclusions for PRISMA transparency) reporting Big Five personality and academic achievement in online, blended, or MOOC environments. Ten studies (pooled </w:t>
       </w:r>
       <w:r>
         <w:rPr>
@@ -594,7 +594,7 @@
           <w:rFonts w:ascii="Times New Roman" w:hAnsi="Times New Roman" w:eastAsia="Times New Roman"/>
           <w:sz w:val="24"/>
         </w:rPr>
-        <w:t xml:space="preserve"> = .002). Two pre-registered moderator effects were highly significant: Extraversion × Region (Asian samples </w:t>
+        <w:t xml:space="preserve"> = .002). Two pre-registered subgroup contrasts showed large between-group differences on Extraversion — by Region (Asian samples </w:t>
       </w:r>
       <w:r>
         <w:rPr>
@@ -654,7 +654,7 @@
           <w:rFonts w:ascii="Times New Roman" w:hAnsi="Times New Roman" w:eastAsia="Times New Roman"/>
           <w:sz w:val="24"/>
         </w:rPr>
-        <w:t xml:space="preserve"> &lt; .001) and Extraversion × Outcome Type (objective </w:t>
+        <w:t xml:space="preserve"> &lt; .001) and by Outcome Type (objective </w:t>
       </w:r>
       <w:r>
         <w:rPr>
@@ -714,7 +714,22 @@
           <w:rFonts w:ascii="Times New Roman" w:hAnsi="Times New Roman" w:eastAsia="Times New Roman"/>
           <w:sz w:val="24"/>
         </w:rPr>
-        <w:t xml:space="preserve"> &lt; .001). Findings provide preliminary support for the Personality-Achievement Saturation Hypothesis extended to technology-mediated learning and document novel cultural- and outcome-type-dependent shifts in the Extraversion-achievement link. GRADE confidence ranged from Moderate (Conscientiousness, Extraversion) to Low (Openness, Agreeableness, Neuroticism). Online learning modifies, but does not fundamentally transform, the established personality-achievement pattern; the most theoretically important divergences concern Extraversion and are structured by cultural context and outcome methodology.</w:t>
+        <w:t xml:space="preserve"> &lt; .001) — but these contrasts rest on a small number of studies per subgroup and should be treated as exploratory rather than confirmatory. The findings are broadly consistent with the Personality-Achievement Saturation Hypothesis (Meyer et al., 2023) extended to technology-mediated learning, but the small primary pool (</w:t>
+      </w:r>
+      <w:r>
+        <w:rPr>
+          <w:rFonts w:ascii="Times New Roman" w:hAnsi="Times New Roman" w:eastAsia="Times New Roman"/>
+          <w:i/>
+          <w:sz w:val="24"/>
+        </w:rPr>
+        <w:t>k</w:t>
+      </w:r>
+      <w:r>
+        <w:rPr>
+          <w:rFonts w:ascii="Times New Roman" w:hAnsi="Times New Roman" w:eastAsia="Times New Roman"/>
+          <w:sz w:val="24"/>
+        </w:rPr>
+        <w:t xml:space="preserve"> = 10), substantial heterogeneity, and wide prediction intervals (which include zero for most traits) mean that this consistency does not yet constitute strong confirmation. GRADE confidence ranged from Moderate (Conscientiousness, Extraversion) to Low (Openness, Agreeableness, Neuroticism). The synthesis offers a tentative empirical reference point and identifies a priority research agenda — replication with a larger and more linguistically inclusive corpus, facet-level analyses, and explicit modality contrasts — but the conclusions should not be over-extrapolated to practical pedagogical recommendations on the basis of the present evidence base.</w:t>
       </w:r>
     </w:p>
     <w:p>
@@ -6324,7 +6339,7 @@
           <w:rFonts w:ascii="Times New Roman" w:hAnsi="Times New Roman" w:eastAsia="Times New Roman"/>
           <w:sz w:val="24"/>
         </w:rPr>
-        <w:t xml:space="preserve">Second, the null pooled Extraversion effect in online environments, combined with the highly significant region × Extraversion moderator (Asia </w:t>
+        <w:t xml:space="preserve">Second, the null pooled Extraversion effect in online environments, combined with the large between-group differences in the Region × Extraversion subgroup contrast (Asia </w:t>
       </w:r>
       <w:r>
         <w:rPr>
@@ -6362,6 +6377,21 @@
           <w:i/>
           <w:sz w:val="24"/>
         </w:rPr>
+        <w:t>Q_between</w:t>
+      </w:r>
+      <w:r>
+        <w:rPr>
+          <w:rFonts w:ascii="Times New Roman" w:hAnsi="Times New Roman" w:eastAsia="Times New Roman"/>
+          <w:sz w:val="24"/>
+        </w:rPr>
+        <w:t xml:space="preserve"> </w:t>
+      </w:r>
+      <w:r>
+        <w:rPr>
+          <w:rFonts w:ascii="Times New Roman" w:hAnsi="Times New Roman" w:eastAsia="Times New Roman"/>
+          <w:i/>
+          <w:sz w:val="24"/>
+        </w:rPr>
         <w:t>p</w:t>
       </w:r>
       <w:r>
@@ -6369,7 +6399,7 @@
           <w:rFonts w:ascii="Times New Roman" w:hAnsi="Times New Roman" w:eastAsia="Times New Roman"/>
           <w:sz w:val="24"/>
         </w:rPr>
-        <w:t xml:space="preserve"> &lt; .001) and outcome-type × Extraversion moderator (objective </w:t>
+        <w:t xml:space="preserve"> &lt; .001) and the Outcome-Type × Extraversion subgroup contrast (objective </w:t>
       </w:r>
       <w:r>
         <w:rPr>
@@ -6407,6 +6437,21 @@
           <w:i/>
           <w:sz w:val="24"/>
         </w:rPr>
+        <w:t>Q_between</w:t>
+      </w:r>
+      <w:r>
+        <w:rPr>
+          <w:rFonts w:ascii="Times New Roman" w:hAnsi="Times New Roman" w:eastAsia="Times New Roman"/>
+          <w:sz w:val="24"/>
+        </w:rPr>
+        <w:t xml:space="preserve"> </w:t>
+      </w:r>
+      <w:r>
+        <w:rPr>
+          <w:rFonts w:ascii="Times New Roman" w:hAnsi="Times New Roman" w:eastAsia="Times New Roman"/>
+          <w:i/>
+          <w:sz w:val="24"/>
+        </w:rPr>
         <w:t>p</w:t>
       </w:r>
       <w:r>
@@ -6414,7 +6459,7 @@
           <w:rFonts w:ascii="Times New Roman" w:hAnsi="Times New Roman" w:eastAsia="Times New Roman"/>
           <w:sz w:val="24"/>
         </w:rPr>
-        <w:t xml:space="preserve"> &lt; .001), contributes a substantially nuanced view of how social presence and cultural context jointly moderate personality-achievement associations. The face-to-face literature has consistently reported near-null Extraversion effects on tertiary academic achievement (Chen et al., 2025; Poropat, 2009), with the few modest positive effects concentrated in elementary/middle school contexts where classroom participation is more salient (Mammadov, 2022). In online environments, the present primary estimate converges with this face-to-face pattern but decomposes into a negative effect in Asian samples and objective outcomes and a positive effect in self-rated outcomes, suggesting (a) that extraverts may be systematically disadvantaged in collectivistic online contexts where social interaction is most constrained, and (b) that self-rated performance is subject to an extraversion-linked self-enhancement bias. The outcome-type moderator is a novel methodological contribution: it suggests that prior single-outcome studies may have produced divergent extraversion effects because they differentially sampled objective vs. self-rated indicators. This finding aligns with person-environment fit models of personality expression in technology-mediated contexts and with self-enhancement models of self-report methodology (Paulhus, 1998).</w:t>
+        <w:t xml:space="preserve"> &lt; .001), contributes a more nuanced descriptive picture of how social presence and cultural context appear to moderate personality-achievement associations. We emphasise that both subgroup contrasts are based on a very small number of studies per level (in some cases two to three) and that the same small set of studies enters both contrasts; the contrasts should therefore be read as exploratory descriptive patterns rather than as confirmatory tests of interaction. The face-to-face literature has consistently reported near-null Extraversion effects on tertiary academic achievement (Chen et al., 2025; Poropat, 2009), with the few modest positive effects concentrated in elementary/middle school contexts where classroom participation is more salient (Mammadov, 2022). In online environments, the present primary estimate converges with this face-to-face pattern but appears to decompose into a negative effect in Asian samples and objective outcomes and a positive effect in self-rated outcomes. This pattern is consistent with two exploratory hypotheses — (a) that extraverts may be disadvantaged in collectivistic online contexts where social interaction is most constrained, and (b) that self-rated performance may be subject to an extraversion-linked self-enhancement bias — but the present evidence base is too small to discriminate between these explanations and alternative explanations (sampling, instrument, or outcome-domain confounds). The descriptive Outcome-Type contrast is a potentially useful methodological observation, in that it suggests prior single-outcome studies may have produced divergent Extraversion estimates partly because they differentially sampled objective vs. self-rated indicators; this descriptive pattern would, however, need confirmation in primary research that simultaneously collects both outcome types within the same learners. The descriptive pattern is directionally consistent with person-environment fit models of personality expression in technology-mediated contexts and with self-enhancement models of self-report methodology (Paulhus, 1998), but cannot by itself be taken as evidence for either model.</w:t>
       </w:r>
     </w:p>
     <w:p>
@@ -6427,7 +6472,7 @@
           <w:rFonts w:ascii="Times New Roman" w:hAnsi="Times New Roman" w:eastAsia="Times New Roman"/>
           <w:sz w:val="24"/>
         </w:rPr>
-        <w:t>Third, the cultural moderator findings—directionally amplified Agreeableness and significantly amplified (negative) Extraversion effects in Asian samples—partially replicate Mammadov (2022) and Chen et al. (2025) in the online context. The Asian Agreeableness amplification (</w:t>
+        <w:t xml:space="preserve">Third, the descriptive cultural moderator patterns — a directionally amplified Agreeableness estimate and a directionally negative Extraversion estimate in Asian samples — are directionally consistent with face-to-face cultural-moderator findings reported by Mammadov (2022) and Chen et al. (2025), but the present online </w:t>
       </w:r>
       <w:r>
         <w:rPr>
@@ -6435,6 +6480,21 @@
           <w:i/>
           <w:sz w:val="24"/>
         </w:rPr>
+        <w:t>k</w:t>
+      </w:r>
+      <w:r>
+        <w:rPr>
+          <w:rFonts w:ascii="Times New Roman" w:hAnsi="Times New Roman" w:eastAsia="Times New Roman"/>
+          <w:sz w:val="24"/>
+        </w:rPr>
+        <w:t xml:space="preserve"> is too small to constitute replication in any strong sense. The Asian Agreeableness pooled estimate (</w:t>
+      </w:r>
+      <w:r>
+        <w:rPr>
+          <w:rFonts w:ascii="Times New Roman" w:hAnsi="Times New Roman" w:eastAsia="Times New Roman"/>
+          <w:i/>
+          <w:sz w:val="24"/>
+        </w:rPr>
         <w:t>r</w:t>
       </w:r>
       <w:r>
@@ -6472,7 +6532,7 @@
           <w:rFonts w:ascii="Times New Roman" w:hAnsi="Times New Roman" w:eastAsia="Times New Roman"/>
           <w:sz w:val="24"/>
         </w:rPr>
-        <w:t xml:space="preserve"> = 2 Asian subsample, but its directional consistency with both prior face-to-face meta-analyses suggests that the cultural mechanism documented in those syntheses (individualism vs. collectivism; competitive vs. cooperative classroom norms) operates similarly in online environments, at least insofar as the studies represented in the present corpus reflect culturally embedded educational practices rather than culturally neutral technology platforms. The implications for online course design in East Asian institutional contexts are addressed under Practical Implications.</w:t>
+        <w:t xml:space="preserve"> = 2 Asian subsample, and the larger pooled Agreeableness estimate is itself fragile to the exclusion of the single Chinese MOOC sample (Yu, 2021) that dominates the Asian subset. At most, the present synthesis can be read as offering directional consistency with the proposition that the cultural mechanism documented in face-to-face syntheses (individualism vs. collectivism; competitive vs. cooperative classroom norms) may also operate in online environments. The tentative implications for online course design in East Asian institutional contexts are addressed cautiously under Practical Implications.</w:t>
       </w:r>
     </w:p>
     <w:p>
@@ -6569,7 +6629,7 @@
         <w:spacing w:line="480" w:lineRule="auto" w:before="0" w:after="0"/>
       </w:pPr>
       <w:r>
-        <w:t>Practical Implications</w:t>
+        <w:t>Tentative Practical Implications</w:t>
       </w:r>
     </w:p>
     <w:p>
@@ -6582,7 +6642,7 @@
           <w:rFonts w:ascii="Times New Roman" w:hAnsi="Times New Roman" w:eastAsia="Times New Roman"/>
           <w:sz w:val="24"/>
         </w:rPr>
-        <w:t>Several practical implications follow from the present findings. For online course designers and educational technology developers, the preserved (albeit slightly reduced) role of Conscientiousness (</w:t>
+        <w:t>We note up front that the practical implications below are best read as tentative working hypotheses rather than as actionable design or pedagogical recommendations. The primary achievement pool is small (</w:t>
       </w:r>
       <w:r>
         <w:rPr>
@@ -6590,14 +6650,14 @@
           <w:i/>
           <w:sz w:val="24"/>
         </w:rPr>
-        <w:t>r</w:t>
-      </w:r>
-      <w:r>
-        <w:rPr>
-          <w:rFonts w:ascii="Times New Roman" w:hAnsi="Times New Roman" w:eastAsia="Times New Roman"/>
-          <w:sz w:val="24"/>
-        </w:rPr>
-        <w:t xml:space="preserve"> = .167) suggests that features supporting self-regulated learning—structured scheduling tools, progress tracking, deadline reminders, and LMS engagement analytics—are likely to benefit all learners but will have the largest marginal impact on students who are lower in Conscientiousness. Such scaffolding features effectively compensate for the reduced environmental structure of online learning environments, potentially narrowing the achievement gap between high- and low-Conscientiousness students.</w:t>
+        <w:t>k</w:t>
+      </w:r>
+      <w:r>
+        <w:rPr>
+          <w:rFonts w:ascii="Times New Roman" w:hAnsi="Times New Roman" w:eastAsia="Times New Roman"/>
+          <w:sz w:val="24"/>
+        </w:rPr>
+        <w:t xml:space="preserve"> = 10), heterogeneity is moderate to high for most traits, prediction intervals cross zero for all traits except Conscientiousness, and the two moderator contrasts that drive the modality-related implications below rest on a very small number of studies per subgroup (in some cases two to three). Practitioners and educational technology developers should not use the present synthesis as a sole basis for design or instructional decisions, and any of the implications below should be validated against larger and more linguistically inclusive future syntheses before being operationalised.</w:t>
       </w:r>
     </w:p>
     <w:p>
@@ -6610,7 +6670,7 @@
           <w:rFonts w:ascii="Times New Roman" w:hAnsi="Times New Roman" w:eastAsia="Times New Roman"/>
           <w:sz w:val="24"/>
         </w:rPr>
-        <w:t xml:space="preserve">For instructors operating in fully asynchronous contexts in East Asian or other collectivistic settings, the significantly negative Extraversion × Region effect (Asian </w:t>
+        <w:t>Subject to those caveats, the preserved (albeit slightly reduced) Conscientiousness effect (</w:t>
       </w:r>
       <w:r>
         <w:rPr>
@@ -6625,37 +6685,7 @@
           <w:rFonts w:ascii="Times New Roman" w:hAnsi="Times New Roman" w:eastAsia="Times New Roman"/>
           <w:sz w:val="24"/>
         </w:rPr>
-        <w:t xml:space="preserve"> = −.131) suggests that learners who thrive on social interaction may be systematically disadvantaged in these cultural contexts. Intentional incorporation of synchronous elements (e.g., optional live office hours, peer-discussion breakout rooms, group projects with structured interaction scaffolding) may partially restore the social channels through which extraverted learners express their engagement strengths. For students who self-identify as introverted or who have avoided social classroom participation in face-to-face contexts, asynchronous online learning may actually provide a more comfortable environment for deep engagement. Conversely, instructors should be cautious of relying on self-rated performance when evaluating online course effectiveness, as the Extraversion × Outcome Type moderator (objective </w:t>
-      </w:r>
-      <w:r>
-        <w:rPr>
-          <w:rFonts w:ascii="Times New Roman" w:hAnsi="Times New Roman" w:eastAsia="Times New Roman"/>
-          <w:i/>
-          <w:sz w:val="24"/>
-        </w:rPr>
-        <w:t>r</w:t>
-      </w:r>
-      <w:r>
-        <w:rPr>
-          <w:rFonts w:ascii="Times New Roman" w:hAnsi="Times New Roman" w:eastAsia="Times New Roman"/>
-          <w:sz w:val="24"/>
-        </w:rPr>
-        <w:t xml:space="preserve"> = −.038 vs. self-rated </w:t>
-      </w:r>
-      <w:r>
-        <w:rPr>
-          <w:rFonts w:ascii="Times New Roman" w:hAnsi="Times New Roman" w:eastAsia="Times New Roman"/>
-          <w:i/>
-          <w:sz w:val="24"/>
-        </w:rPr>
-        <w:t>r</w:t>
-      </w:r>
-      <w:r>
-        <w:rPr>
-          <w:rFonts w:ascii="Times New Roman" w:hAnsi="Times New Roman" w:eastAsia="Times New Roman"/>
-          <w:sz w:val="24"/>
-        </w:rPr>
-        <w:t xml:space="preserve"> = .117) indicates that extraverted students may systematically over-rate their own performance in online contexts.</w:t>
+        <w:t xml:space="preserve"> = .167) is consistent with the broadly held expectation that features supporting self-regulated learning—structured scheduling tools, progress tracking, deadline reminders, and LMS engagement analytics—are likely to benefit learners who are lower in Conscientiousness. This is also the implication that draws on the most stable finding in the present synthesis (Conscientiousness is the only trait whose 95% prediction interval does not include zero), and is therefore the implication for which the present evidence base provides the least tentative support.</w:t>
       </w:r>
     </w:p>
     <w:p>
@@ -6668,7 +6698,20 @@
           <w:rFonts w:ascii="Times New Roman" w:hAnsi="Times New Roman" w:eastAsia="Times New Roman"/>
           <w:sz w:val="24"/>
         </w:rPr>
-        <w:t>For learners themselves and the academic advisors who support them, the larger-than-expected Agreeableness effect in Asian samples (</w:t>
+        <w:t>The exploratory subgroup finding that the Extraversion-achievement association is negative in Asian samples and in objective outcomes — and positive in non-Asian samples and in self-rated outcomes — may be hypothesised, on the present evidence, to imply that (a) intentional incorporation of synchronous elements in fully asynchronous Asian-context courses may partially restore the social channels through which extraverted learners express engagement, and (b) self-rated performance metrics in online contexts may be subject to extraversion-related self-enhancement and should be triangulated with objective indicators where possible. We emphasise, however, that the Region and Outcome-Type subgroup contrasts are based on as few as two studies per level on at least one side of the contrast; that the Asian subset includes Middle Eastern samples whose theoretical positioning relative to East Asian collectivism is debated; and that the English-language restriction means a non-trivial fraction of the underlying Asian-context literature was implicitly excluded. These implications should therefore be treated as exploratory leads for primary-research replication rather than as established practical guidance.</w:t>
+      </w:r>
+    </w:p>
+    <w:p>
+      <w:pPr>
+        <w:spacing w:line="480" w:lineRule="auto" w:before="0" w:after="0"/>
+        <w:ind w:firstLine="720"/>
+      </w:pPr>
+      <w:r>
+        <w:rPr>
+          <w:rFonts w:ascii="Times New Roman" w:hAnsi="Times New Roman" w:eastAsia="Times New Roman"/>
+          <w:sz w:val="24"/>
+        </w:rPr>
+        <w:t>The larger-than-expected Agreeableness pooled estimate (</w:t>
       </w:r>
       <w:r>
         <w:rPr>
@@ -6683,7 +6726,7 @@
           <w:rFonts w:ascii="Times New Roman" w:hAnsi="Times New Roman" w:eastAsia="Times New Roman"/>
           <w:sz w:val="24"/>
         </w:rPr>
-        <w:t xml:space="preserve"> = .330) underscores the value of cooperative learning designs in East Asian institutional contexts: team-based projects, structured peer assessment, and discussion-based assignments may be natural extensions of existing classroom norms. The failure to support Hypothesis 2 (amplified Openness effect) suggests that exploration-oriented features of online environments—novel digital tools, supplementary multimedia, and flexible navigation—do not translate into consistent achievement advantages for high-Openness learners; this may reflect the standardization of online assessment and the constrained range of exploration afforded by most institutional LMS platforms.</w:t>
+        <w:t xml:space="preserve"> = .112) is driven primarily by a single Chinese MOOC sample (Yu, 2021); the pre-specified single-study leave-one-out sensitivity analysis showed that excluding this study substantially attenuates the Agreeableness effect. The Agreeableness finding is therefore one of the most fragile in the synthesis and should not, by itself, motivate cooperative-learning design recommendations. Convergent narrative evidence from other East Asian and Israeli studies is directionally consistent but not by itself sufficient to establish a robust cooperative-learning implication. The failure to support an amplified Openness effect suggests, tentatively, that exploration-oriented features of online environments do not currently translate into consistent achievement advantages for high-Openness learners — possibly reflecting the standardization of online assessment and the constrained range of exploration afforded by most institutional LMS platforms — but this null is itself based on a very small primary pool and should be revisited as the literature grows.</w:t>
       </w:r>
     </w:p>
     <w:p>
@@ -6692,7 +6735,7 @@
         <w:spacing w:line="480" w:lineRule="auto" w:before="0" w:after="0"/>
       </w:pPr>
       <w:r>
-        <w:t>Strengths of the Present Review</w:t>
+        <w:t>Distinguishing Robust from Fragile Findings</w:t>
       </w:r>
     </w:p>
     <w:p>
@@ -6705,7 +6748,20 @@
           <w:rFonts w:ascii="Times New Roman" w:hAnsi="Times New Roman" w:eastAsia="Times New Roman"/>
           <w:sz w:val="24"/>
         </w:rPr>
-        <w:t xml:space="preserve">The present review has several methodological strengths. First, it is the first quantitative meta-analytic synthesis dedicated to online learning environments, filling a documented gap in the Big Five–achievement literature acknowledged by eight prior meta-analyses (Chen et al., 2025; Mammadov, 2022; McAbee &amp; Oswald, 2013; Meyer et al., 2023; Poropat, 2009; Stajkovic et al., 2018; Vedel, 2014; Zell &amp; Lesick, 2022) and one narrative review (Hunter et al., 2025). Second, the review was pre-registered on OSF Registries prior to formal data extraction, with full protocol, search log, extraction form, and analysis code publicly deposited for independent verification. Third, the analysis incorporates robust variance estimation and Hartung-Knapp-Sidik-Jonkman confidence interval adjustment, which address known limitations of small-k meta-analytic designs. Fourth, pre-specified sensitivity analyses comprehensively probed the robustness of findings to effect-size conversion, HEXACO-to-Big-Five mapping, risk-of-bias exclusion, the author's own prior study, small-sample exclusion, leave-one-out influence, and alternative </w:t>
+        <w:t>Given the small primary pool, the wide prediction intervals around most pooled estimates, and the fact that several findings change appreciably under pre-specified sensitivity analyses, it is important to distinguish in the discussion above between findings that are relatively robust across analytic choices and findings that are fragile and dependent on specific decisions about effect-size conversion, individual study inclusion, or moderator coding.</w:t>
+      </w:r>
+    </w:p>
+    <w:p>
+      <w:pPr>
+        <w:spacing w:line="480" w:lineRule="auto" w:before="0" w:after="0"/>
+        <w:ind w:firstLine="720"/>
+      </w:pPr>
+      <w:r>
+        <w:rPr>
+          <w:rFonts w:ascii="Times New Roman" w:hAnsi="Times New Roman" w:eastAsia="Times New Roman"/>
+          <w:sz w:val="24"/>
+        </w:rPr>
+        <w:t xml:space="preserve">The most robust finding is the positive Conscientiousness-achievement association (pooled </w:t>
       </w:r>
       <w:r>
         <w:rPr>
@@ -6713,14 +6769,72 @@
           <w:i/>
           <w:sz w:val="24"/>
         </w:rPr>
-        <w:t>τ²</w:t>
-      </w:r>
-      <w:r>
-        <w:rPr>
-          <w:rFonts w:ascii="Times New Roman" w:hAnsi="Times New Roman" w:eastAsia="Times New Roman"/>
-          <w:sz w:val="24"/>
-        </w:rPr>
-        <w:t xml:space="preserve"> estimators.</w:t>
+        <w:t>r</w:t>
+      </w:r>
+      <w:r>
+        <w:rPr>
+          <w:rFonts w:ascii="Times New Roman" w:hAnsi="Times New Roman" w:eastAsia="Times New Roman"/>
+          <w:sz w:val="24"/>
+        </w:rPr>
+        <w:t xml:space="preserve"> = .167). Conscientiousness is the only trait whose 95% prediction interval does not include zero, the pooled estimate is stable under the leave-one-out, β-conversion-exclusion, risk-of-bias-exclusion, and author's-own-study-exclusion sensitivity analyses, and the direction and approximate magnitude are convergent with all eight prior face-to-face meta-analyses (range </w:t>
+      </w:r>
+      <w:r>
+        <w:rPr>
+          <w:rFonts w:ascii="Times New Roman" w:hAnsi="Times New Roman" w:eastAsia="Times New Roman"/>
+          <w:i/>
+          <w:sz w:val="24"/>
+        </w:rPr>
+        <w:t>ρ</w:t>
+      </w:r>
+      <w:r>
+        <w:rPr>
+          <w:rFonts w:ascii="Times New Roman" w:hAnsi="Times New Roman" w:eastAsia="Times New Roman"/>
+          <w:sz w:val="24"/>
+        </w:rPr>
+        <w:t xml:space="preserve"> = .19–.28). Although the online magnitude is somewhat attenuated relative to these face-to-face benchmarks — a feature of the data that is consistent with the Personality-Achievement Saturation Hypothesis — the positivity and approximate size of the Conscientiousness effect should be regarded as a relatively robust feature of the present synthesis.</w:t>
+      </w:r>
+    </w:p>
+    <w:p>
+      <w:pPr>
+        <w:spacing w:line="480" w:lineRule="auto" w:before="0" w:after="0"/>
+        <w:ind w:firstLine="720"/>
+      </w:pPr>
+      <w:r>
+        <w:rPr>
+          <w:rFonts w:ascii="Times New Roman" w:hAnsi="Times New Roman" w:eastAsia="Times New Roman"/>
+          <w:sz w:val="24"/>
+        </w:rPr>
+        <w:t>By contrast, the following findings are fragile and should be treated with substantially greater caution: (i) the pooled Agreeableness estimate (</w:t>
+      </w:r>
+      <w:r>
+        <w:rPr>
+          <w:rFonts w:ascii="Times New Roman" w:hAnsi="Times New Roman" w:eastAsia="Times New Roman"/>
+          <w:i/>
+          <w:sz w:val="24"/>
+        </w:rPr>
+        <w:t>r</w:t>
+      </w:r>
+      <w:r>
+        <w:rPr>
+          <w:rFonts w:ascii="Times New Roman" w:hAnsi="Times New Roman" w:eastAsia="Times New Roman"/>
+          <w:sz w:val="24"/>
+        </w:rPr>
+        <w:t xml:space="preserve"> = .112), which is driven primarily by a single Chinese MOOC sample (Yu, 2021) and attenuates appreciably in the leave-one-out sensitivity analysis; (ii) the null Extraversion pooled estimate (</w:t>
+      </w:r>
+      <w:r>
+        <w:rPr>
+          <w:rFonts w:ascii="Times New Roman" w:hAnsi="Times New Roman" w:eastAsia="Times New Roman"/>
+          <w:i/>
+          <w:sz w:val="24"/>
+        </w:rPr>
+        <w:t>r</w:t>
+      </w:r>
+      <w:r>
+        <w:rPr>
+          <w:rFonts w:ascii="Times New Roman" w:hAnsi="Times New Roman" w:eastAsia="Times New Roman"/>
+          <w:sz w:val="24"/>
+        </w:rPr>
+        <w:t xml:space="preserve"> = .002), which masks high between-subgroup heterogeneity and changes sign in the Region and Outcome-Type subgroups; (iii) the Extraversion × Region and Extraversion × Outcome Type subgroup contrasts themselves, which rest on as few as two studies per subgroup on at least one side and which involve the same set of small studies entering both contrasts; and (iv) the pooled estimates for Openness and Neuroticism, both of which have prediction intervals crossing zero by a wide margin and whose direction or magnitude shift under the β-conversion-exclusion sensitivity analysis. Readers should interpret discussion points that depend on these fragile findings — including the Agreeableness-cooperation hypothesis, the Asian-Extraversion-design hypothesis, and the Outcome-Type-self-enhancement hypothesis above — as exploratory rather than confirmatory, and should not assign them the same weight in narrative synthesis as the more robust Conscientiousness finding.</w:t>
       </w:r>
     </w:p>
     <w:p>
@@ -6729,7 +6843,7 @@
         <w:spacing w:line="480" w:lineRule="auto" w:before="0" w:after="0"/>
       </w:pPr>
       <w:r>
-        <w:t>Limitations</w:t>
+        <w:t>Strengths of the Present Review</w:t>
       </w:r>
     </w:p>
     <w:p>
@@ -6742,7 +6856,7 @@
           <w:rFonts w:ascii="Times New Roman" w:hAnsi="Times New Roman" w:eastAsia="Times New Roman"/>
           <w:sz w:val="24"/>
         </w:rPr>
-        <w:t>The review has several limitations that should inform the interpretation of findings. First, the number of primary studies contributing direct Pearson correlations to the pooled achievement analyses (</w:t>
+        <w:t xml:space="preserve">The present review has several methodological strengths. First, it is the first quantitative meta-analytic synthesis dedicated to online learning environments, filling a documented gap in the Big Five–achievement literature acknowledged by eight prior meta-analyses (Chen et al., 2025; Mammadov, 2022; McAbee &amp; Oswald, 2013; Meyer et al., 2023; Poropat, 2009; Stajkovic et al., 2018; Vedel, 2014; Zell &amp; Lesick, 2022) and one narrative review (Hunter et al., 2025). Second, the review was pre-registered on OSF Registries prior to formal data extraction, with full protocol, search log, extraction form, and analysis code publicly deposited for independent verification. Third, the analysis incorporates robust variance estimation and Hartung-Knapp-Sidik-Jonkman confidence interval adjustment, which address known limitations of small-k meta-analytic designs. Fourth, pre-specified sensitivity analyses comprehensively probed the robustness of findings to effect-size conversion, HEXACO-to-Big-Five mapping, risk-of-bias exclusion, the author's own prior study, small-sample exclusion, leave-one-out influence, and alternative </w:t>
       </w:r>
       <w:r>
         <w:rPr>
@@ -6750,29 +6864,23 @@
           <w:i/>
           <w:sz w:val="24"/>
         </w:rPr>
-        <w:t>k</w:t>
-      </w:r>
-      <w:r>
-        <w:rPr>
-          <w:rFonts w:ascii="Times New Roman" w:hAnsi="Times New Roman" w:eastAsia="Times New Roman"/>
-          <w:sz w:val="24"/>
-        </w:rPr>
-        <w:t xml:space="preserve"> = [k_achievement_direct]) was at the lower bound of what is generally considered adequate for robust random-effects estimation (Borenstein et al., 2021). Although the pre-specified moderator analyses were designed under the assumption of a larger corpus, the effective </w:t>
-      </w:r>
-      <w:r>
-        <w:rPr>
-          <w:rFonts w:ascii="Times New Roman" w:hAnsi="Times New Roman" w:eastAsia="Times New Roman"/>
-          <w:i/>
-          <w:sz w:val="24"/>
-        </w:rPr>
-        <w:t>k</w:t>
-      </w:r>
-      <w:r>
-        <w:rPr>
-          <w:rFonts w:ascii="Times New Roman" w:hAnsi="Times New Roman" w:eastAsia="Times New Roman"/>
-          <w:sz w:val="24"/>
-        </w:rPr>
-        <w:t xml:space="preserve"> per moderator level was below the recommended threshold for several moderators, necessitating narrative rather than quantitative reporting for those analyses.</w:t>
+        <w:t>τ²</w:t>
+      </w:r>
+      <w:r>
+        <w:rPr>
+          <w:rFonts w:ascii="Times New Roman" w:hAnsi="Times New Roman" w:eastAsia="Times New Roman"/>
+          <w:sz w:val="24"/>
+        </w:rPr>
+        <w:t xml:space="preserve"> estimators.</w:t>
+      </w:r>
+    </w:p>
+    <w:p>
+      <w:pPr>
+        <w:pStyle w:val="Heading2"/>
+        <w:spacing w:line="480" w:lineRule="auto" w:before="0" w:after="0"/>
+      </w:pPr>
+      <w:r>
+        <w:t>Limitations</w:t>
       </w:r>
     </w:p>
     <w:p>
@@ -6785,7 +6893,52 @@
           <w:rFonts w:ascii="Times New Roman" w:hAnsi="Times New Roman" w:eastAsia="Times New Roman"/>
           <w:sz w:val="24"/>
         </w:rPr>
-        <w:t>Second, the protocol specified six bibliographic databases (PubMed, PsycINFO, ERIC, Web of Science, Scopus, ProQuest Dissertations), but the execution environment lacked institutional access to the subscription-gated databases and did not permit direct API access to several open databases. The search was executed via an equivalent web-based interface and supplemented by open-access repository retrieval. This deviation from the pre-registered protocol is transparently disclosed in Methods. It is possible that systematically accessible subscription databases would have identified additional eligible studies, particularly non-English-language studies or grey-literature dissertations that are better indexed in PsycINFO and ProQuest. A replication search using institutional access is recommended as future work.</w:t>
+        <w:t>The review has several substantive limitations that materially constrain the strength of the conclusions and that should be kept in mind by readers. First, the number of primary studies contributing to the pooled achievement analyses (</w:t>
+      </w:r>
+      <w:r>
+        <w:rPr>
+          <w:rFonts w:ascii="Times New Roman" w:hAnsi="Times New Roman" w:eastAsia="Times New Roman"/>
+          <w:i/>
+          <w:sz w:val="24"/>
+        </w:rPr>
+        <w:t>k</w:t>
+      </w:r>
+      <w:r>
+        <w:rPr>
+          <w:rFonts w:ascii="Times New Roman" w:hAnsi="Times New Roman" w:eastAsia="Times New Roman"/>
+          <w:sz w:val="24"/>
+        </w:rPr>
+        <w:t xml:space="preserve"> = 10, with 6 contributing direct Pearson correlations and 4 contributing β-converted correlations via the Peterson and Brown (2005) transformation) is at the lower bound of what is generally considered adequate for robust random-effects estimation (Borenstein et al., 2021). With a primary pool of this size, pooled estimates are unstable, heterogeneity is poorly estimated, prediction intervals are wide, and the present synthesis must be regarded as preliminary rather than definitive. Although the pre-specified moderator analyses were designed under the assumption of a larger corpus, the effective </w:t>
+      </w:r>
+      <w:r>
+        <w:rPr>
+          <w:rFonts w:ascii="Times New Roman" w:hAnsi="Times New Roman" w:eastAsia="Times New Roman"/>
+          <w:i/>
+          <w:sz w:val="24"/>
+        </w:rPr>
+        <w:t>k</w:t>
+      </w:r>
+      <w:r>
+        <w:rPr>
+          <w:rFonts w:ascii="Times New Roman" w:hAnsi="Times New Roman" w:eastAsia="Times New Roman"/>
+          <w:sz w:val="24"/>
+        </w:rPr>
+        <w:t xml:space="preserve"> per moderator level fell below the recommended threshold for several moderators, necessitating narrative rather than quantitative reporting for those analyses. Where moderator subgroup analyses were conducted, the very small </w:t>
+      </w:r>
+      <w:r>
+        <w:rPr>
+          <w:rFonts w:ascii="Times New Roman" w:hAnsi="Times New Roman" w:eastAsia="Times New Roman"/>
+          <w:i/>
+          <w:sz w:val="24"/>
+        </w:rPr>
+        <w:t>k</w:t>
+      </w:r>
+      <w:r>
+        <w:rPr>
+          <w:rFonts w:ascii="Times New Roman" w:hAnsi="Times New Roman" w:eastAsia="Times New Roman"/>
+          <w:sz w:val="24"/>
+        </w:rPr>
+        <w:t xml:space="preserve"> per level (in some cases as few as two studies per subgroup) further limits the inferences that can be drawn from the subgroup contrasts; the moderator-effect estimates reported should be treated as exploratory rather than confirmatory.</w:t>
       </w:r>
     </w:p>
     <w:p>
@@ -6798,22 +6951,7 @@
           <w:rFonts w:ascii="Times New Roman" w:hAnsi="Times New Roman" w:eastAsia="Times New Roman"/>
           <w:sz w:val="24"/>
         </w:rPr>
-        <w:t xml:space="preserve">Third, the review was conducted by a single reviewer (the author), deviating from the Cochrane recommendation of two independent reviewers. Intra-rater reliability was assessed for title/abstract screening, full-text assessment, data extraction, and risk-of-bias rating, with target κ ≥ 0.80 met in each case. Nevertheless, inter-rater independence would have strengthened the screening and extraction decisions. Fourth, the English-language restriction excluded a potentially informative body of non-English primary literature, particularly from Asian contexts where the personality-achievement association is theoretically most interesting. Fifth, the included studies varied substantially in their outcome operationalizations: some used objective GPA or standardized exam scores, others used self-reported achievement or composite LMS-behavior indicators. This heterogeneity limits the precision of the pooled effect and may inflate observed </w:t>
-      </w:r>
-      <w:r>
-        <w:rPr>
-          <w:rFonts w:ascii="Times New Roman" w:hAnsi="Times New Roman" w:eastAsia="Times New Roman"/>
-          <w:i/>
-          <w:sz w:val="24"/>
-        </w:rPr>
-        <w:t>I²</w:t>
-      </w:r>
-      <w:r>
-        <w:rPr>
-          <w:rFonts w:ascii="Times New Roman" w:hAnsi="Times New Roman" w:eastAsia="Times New Roman"/>
-          <w:sz w:val="24"/>
-        </w:rPr>
-        <w:t xml:space="preserve"> values.</w:t>
+        <w:t>Second, the protocol specified six bibliographic databases (PubMed/MEDLINE, PsycINFO, ERIC, Web of Science, Scopus, and ProQuest Dissertations), but the execution environment lacked institutional access to the subscription-gated databases and did not permit direct API access to several open databases. The search was therefore executed via the WebSearch interface (Google-based) and supplemented by ERIC web search and open-access repository retrieval, with forward and backward citation snowballing from included studies and from prior meta-analyses. Although this deviation is transparently disclosed in Methods and in the search-strategy supplement, it represents a real departure from the pre-registered plan. The WebSearch route does not provide controlled-vocabulary (MeSH/thesaurus) indexing or per-database hit accounting in the same way that direct database searches do, and the lack of full PsycINFO and ProQuest Dissertations coverage means that a non-trivial number of potentially eligible non-English-language studies, dissertations, and grey-literature reports may have been missed. Combined with the English-language restriction (point five below), this limitation should reduce reader confidence in the comprehensiveness of the corpus, and the present synthesis should not be treated as an exhaustive census of the underlying literature. A replication search using full institutional access to the pre-registered databases is planned for a subsequent manuscript version.</w:t>
       </w:r>
     </w:p>
     <w:p>
@@ -6826,6 +6964,34 @@
           <w:rFonts w:ascii="Times New Roman" w:hAnsi="Times New Roman" w:eastAsia="Times New Roman"/>
           <w:sz w:val="24"/>
         </w:rPr>
+        <w:t xml:space="preserve">Third, the review was conducted by a single reviewer, deviating from the Cochrane and PRISMA 2020 recommendation of two independent reviewers at the screening, full-text assessment, and data-extraction stages. Intra-rater reliability was assessed at each stage with target κ ≥ 0.80 met in each case, but intra-rater reliability cannot replicate inter-rater independence; single-reviewer workflows are known to be susceptible to systematic biases (e.g., confirmation effects in study inclusion, drift in extraction conventions) that intra-rater checks cannot fully detect. Readers should weight this limitation when interpreting the boundary decisions documented in the screening ledger. Fourth, the English-language restriction excluded a potentially informative body of non-English primary literature, particularly Chinese-, Japanese-, Korean-, and Spanish-language work where the personality-achievement association in online contexts is theoretically interesting. This restriction is especially consequential for the moderator findings concerning East Asian and Middle Eastern samples reported below, because the subset of non-English regional work that was implicitly excluded is precisely the work most likely to clarify those moderator effects. Fifth, the included studies varied substantially in their outcome operationalizations: some used objective GPA or standardized exam scores, others used self-reported achievement, course satisfaction, engagement composites, or LMS-behavior indicators. This heterogeneity limits the precision of the pooled effects, inflates observed </w:t>
+      </w:r>
+      <w:r>
+        <w:rPr>
+          <w:rFonts w:ascii="Times New Roman" w:hAnsi="Times New Roman" w:eastAsia="Times New Roman"/>
+          <w:i/>
+          <w:sz w:val="24"/>
+        </w:rPr>
+        <w:t>I²</w:t>
+      </w:r>
+      <w:r>
+        <w:rPr>
+          <w:rFonts w:ascii="Times New Roman" w:hAnsi="Times New Roman" w:eastAsia="Times New Roman"/>
+          <w:sz w:val="24"/>
+        </w:rPr>
+        <w:t xml:space="preserve"> values, and almost certainly contributes to the wide prediction intervals reported in the Results section.</w:t>
+      </w:r>
+    </w:p>
+    <w:p>
+      <w:pPr>
+        <w:spacing w:line="480" w:lineRule="auto" w:before="0" w:after="0"/>
+        <w:ind w:firstLine="720"/>
+      </w:pPr>
+      <w:r>
+        <w:rPr>
+          <w:rFonts w:ascii="Times New Roman" w:hAnsi="Times New Roman" w:eastAsia="Times New Roman"/>
+          <w:sz w:val="24"/>
+        </w:rPr>
         <w:t>Sixth, the author's own prior primary study (the author's own prior primary study) was included in the qualitative-synthesis retained set as a potentially eligible record. A pre-specified sensitivity analysis excluding this study did not alter the pooled estimates (|Δr| &lt; .001 for every trait) because the author's own prior primary study did not contribute extractable zero-order correlations to the primary quantitative pool; both the primary and sensitivity results are reported transparently in Table 4 for reader scrutiny. Seventh, the synthesis treats the Big Five dimensions as the principal unit of measurement; facet-level analyses—e.g., distinguishing Industriousness from Orderliness within Conscientiousness—were not feasible given that few primary studies report facet-level statistics. Facet-level syntheses represent an important avenue for future research, particularly given indirect evidence that specific facets (e.g., Industriousness) may drive the overall Conscientiousness effect in online contexts.</w:t>
       </w:r>
     </w:p>
@@ -6870,7 +7036,7 @@
           <w:rFonts w:ascii="Times New Roman" w:hAnsi="Times New Roman" w:eastAsia="Times New Roman"/>
           <w:sz w:val="24"/>
         </w:rPr>
-        <w:t>The present meta-analysis provides the first quantitative synthesis of Big Five personality traits and academic achievement in online learning environments. The findings qualify and partially extend the face-to-face pattern: Conscientiousness emerged as the dominant positive predictor (</w:t>
+        <w:t xml:space="preserve">The present meta-analysis provides a first, preliminary quantitative synthesis of Big Five personality traits and academic achievement in online learning environments. Because the primary achievement pool comprised only 10 studies, several with very small subgroup </w:t>
       </w:r>
       <w:r>
         <w:rPr>
@@ -6878,6 +7044,21 @@
           <w:i/>
           <w:sz w:val="24"/>
         </w:rPr>
+        <w:t>k</w:t>
+      </w:r>
+      <w:r>
+        <w:rPr>
+          <w:rFonts w:ascii="Times New Roman" w:hAnsi="Times New Roman" w:eastAsia="Times New Roman"/>
+          <w:sz w:val="24"/>
+        </w:rPr>
+        <w:t xml:space="preserve"> and with wide prediction intervals that include zero for most traits, the conclusions below are best read as tentative hypotheses to be tested in larger future syntheses rather than as established findings. The findings are broadly consistent with, but do not by themselves establish, an extension of the face-to-face pattern to online learning: Conscientiousness emerged as the most plausible positive predictor (</w:t>
+      </w:r>
+      <w:r>
+        <w:rPr>
+          <w:rFonts w:ascii="Times New Roman" w:hAnsi="Times New Roman" w:eastAsia="Times New Roman"/>
+          <w:i/>
+          <w:sz w:val="24"/>
+        </w:rPr>
         <w:t>r</w:t>
       </w:r>
       <w:r>
@@ -6885,7 +7066,7 @@
           <w:rFonts w:ascii="Times New Roman" w:hAnsi="Times New Roman" w:eastAsia="Times New Roman"/>
           <w:sz w:val="24"/>
         </w:rPr>
-        <w:t xml:space="preserve"> = .167) but at somewhat reduced magnitude compared to traditional classroom benchmarks; Extraversion was null on average (</w:t>
+        <w:t xml:space="preserve"> = .167) at somewhat reduced magnitude compared to traditional classroom benchmarks; Extraversion was null on average (</w:t>
       </w:r>
       <w:r>
         <w:rPr>
@@ -6900,7 +7081,7 @@
           <w:rFonts w:ascii="Times New Roman" w:hAnsi="Times New Roman" w:eastAsia="Times New Roman"/>
           <w:sz w:val="24"/>
         </w:rPr>
-        <w:t xml:space="preserve"> = .002) but showed a highly significant negative shift in Asian samples and in objective outcomes; Agreeableness was slightly larger than the face-to-face benchmark, driven primarily by a single Chinese MOOC sample (Yu, 2021) with convergent narrative evidence from other East Asian and Israeli studies; and Neuroticism and Openness effects were essentially null in the primary synthesis. The Personality-Achievement Saturation Hypothesis (Meyer et al., 2023) is partially supported as a framework for understanding the online attenuation of Conscientiousness, and the role of cultural context and outcome operationalization in shaping Extraversion effects is established as a priority for future primary research. As online and blended instruction continues to constitute a substantial and growing share of post-secondary education globally, the present synthesis provides an empirical foundation for theoretically informed and pedagogically responsive practice, and a baseline for continued meta-analytic monitoring as the post-COVID online learning literature matures.</w:t>
+        <w:t xml:space="preserve"> = .002) but with highly heterogeneous subgroup estimates that, in the subset of Asian samples and objective outcomes, were negative; Agreeableness appeared slightly larger than the face-to-face benchmark but was driven primarily by a single Chinese MOOC sample (Yu, 2021), and this finding is fragile to the exclusion of that single study; and Neuroticism and Openness effects were essentially null in the primary synthesis. The findings are consistent with the Personality-Achievement Saturation Hypothesis (Meyer et al., 2023) as a framework for understanding the online attenuation of Conscientiousness, but the present evidence base is too small to constitute strong confirmation. The exploratory cultural- and outcome-type-dependent shifts in the Extraversion effect identified here highlight a priority for future primary research, but should not yet be used to guide pedagogical practice. As online and blended instruction continues to constitute a substantial and growing share of post-secondary education globally, the present synthesis provides a preliminary empirical reference point and a baseline for continued meta-analytic monitoring as the post-COVID online learning literature matures.</w:t>
       </w:r>
     </w:p>
     <w:p>
